--- a/templates/Annexure_1.docx
+++ b/templates/Annexure_1.docx
@@ -303,7 +303,7 @@
                 <w:szCs w:val="16"/>
                 <w:rtl w:val="0"/>
               </w:rPr>
-              <w:t xml:space="preserve">{% for v in vin_list %}</w:t>
+              <w:t xml:space="preserve">{%tr for v in vin_list %}</w:t>
             </w:r>
             <w:r>
               <w:rPr>
@@ -505,7 +505,7 @@
                 <w:szCs w:val="16"/>
                 <w:rtl w:val="0"/>
               </w:rPr>
-              <w:t xml:space="preserve">{% endfor %}</w:t>
+              <w:t xml:space="preserve">{%tr endfor %}</w:t>
             </w:r>
             <w:r>
               <w:rPr>

--- a/templates/Annexure_1.docx
+++ b/templates/Annexure_1.docx
@@ -9,7 +9,6 @@
         <w:keepLines w:val="false"/>
         <w:pageBreakBefore w:val="false"/>
         <w:widowControl/>
-        <w:pBdr/>
         <w:shd w:val="clear" w:fill="auto"/>
         <w:tabs>
           <w:tab w:val="clear" w:pos="720"/>
@@ -19,8 +18,8 @@
         <w:ind w:hanging="0" w:left="0" w:right="0"/>
         <w:jc w:val="center"/>
         <w:rPr>
-          <w:sz w:val="20"/>
-          <w:szCs w:val="20"/>
+          <w:sz w:val="34"/>
+          <w:szCs w:val="34"/>
         </w:rPr>
       </w:pPr>
       <w:r>
@@ -36,14 +35,52 @@
           <w:dstrike w:val="false"/>
           <w:color w:val="000000"/>
           <w:position w:val="0"/>
-          <w:sz w:val="20"/>
-          <w:sz w:val="20"/>
-          <w:szCs w:val="20"/>
+          <w:sz w:val="34"/>
+          <w:sz w:val="34"/>
+          <w:szCs w:val="34"/>
           <w:u w:val="single"/>
           <w:shd w:fill="auto" w:val="clear"/>
           <w:vertAlign w:val="baseline"/>
         </w:rPr>
         <w:t>ANNEXURE -1</w:t>
+      </w:r>
+    </w:p>
+    <w:p>
+      <w:pPr>
+        <w:pStyle w:val="normal1"/>
+        <w:widowControl/>
+        <w:shd w:val="clear" w:fill="auto"/>
+        <w:tabs>
+          <w:tab w:val="clear" w:pos="720"/>
+          <w:tab w:val="left" w:pos="7920" w:leader="none"/>
+        </w:tabs>
+        <w:spacing w:lineRule="auto" w:line="240" w:before="0" w:after="0"/>
+        <w:ind w:hanging="0" w:left="0" w:right="0"/>
+        <w:jc w:val="center"/>
+        <w:rPr>
+          <w:rFonts w:ascii="Arial" w:hAnsi="Arial" w:eastAsia="Arial" w:cs="Arial"/>
+          <w:b/>
+          <w:bCs/>
+          <w:i w:val="false"/>
+          <w:i w:val="false"/>
+          <w:iCs w:val="false"/>
+          <w:caps w:val="false"/>
+          <w:smallCaps w:val="false"/>
+          <w:strike w:val="false"/>
+          <w:dstrike w:val="false"/>
+          <w:color w:val="000000"/>
+          <w:position w:val="0"/>
+          <w:sz w:val="24"/>
+          <w:u w:val="single"/>
+          <w:shd w:fill="auto" w:val="clear"/>
+          <w:vertAlign w:val="baseline"/>
+        </w:rPr>
+      </w:pPr>
+      <w:r>
+        <w:rPr>
+          <w:sz w:val="34"/>
+          <w:szCs w:val="34"/>
+        </w:rPr>
       </w:r>
     </w:p>
     <w:tbl>
@@ -63,10 +100,10 @@
       </w:tblPr>
       <w:tblGrid>
         <w:gridCol w:w="1065"/>
-        <w:gridCol w:w="1919"/>
+        <w:gridCol w:w="1918"/>
         <w:gridCol w:w="1965"/>
         <w:gridCol w:w="1785"/>
-        <w:gridCol w:w="2521"/>
+        <w:gridCol w:w="2522"/>
       </w:tblGrid>
       <w:tr>
         <w:trPr>
@@ -107,7 +144,7 @@
         </w:tc>
         <w:tc>
           <w:tcPr>
-            <w:tcW w:w="1919" w:type="dxa"/>
+            <w:tcW w:w="1918" w:type="dxa"/>
             <w:tcBorders>
               <w:top w:val="single" w:sz="4" w:space="0" w:color="000000"/>
               <w:bottom w:val="single" w:sz="4" w:space="0" w:color="000000"/>
@@ -203,7 +240,7 @@
         </w:tc>
         <w:tc>
           <w:tcPr>
-            <w:tcW w:w="2521" w:type="dxa"/>
+            <w:tcW w:w="2522" w:type="dxa"/>
             <w:tcBorders>
               <w:top w:val="single" w:sz="4" w:space="0" w:color="000000"/>
               <w:bottom w:val="single" w:sz="4" w:space="0" w:color="000000"/>
@@ -304,7 +341,7 @@
         </w:tc>
         <w:tc>
           <w:tcPr>
-            <w:tcW w:w="1919" w:type="dxa"/>
+            <w:tcW w:w="1918" w:type="dxa"/>
             <w:tcBorders>
               <w:bottom w:val="single" w:sz="4" w:space="0" w:color="000000"/>
               <w:right w:val="single" w:sz="4" w:space="0" w:color="000000"/>
@@ -385,7 +422,7 @@
         </w:tc>
         <w:tc>
           <w:tcPr>
-            <w:tcW w:w="2521" w:type="dxa"/>
+            <w:tcW w:w="2522" w:type="dxa"/>
             <w:tcBorders>
               <w:bottom w:val="single" w:sz="4" w:space="0" w:color="000000"/>
               <w:right w:val="single" w:sz="4" w:space="0" w:color="000000"/>
@@ -454,7 +491,6 @@
         <w:keepLines w:val="false"/>
         <w:pageBreakBefore w:val="false"/>
         <w:widowControl w:val="false"/>
-        <w:pBdr/>
         <w:shd w:val="clear" w:fill="auto"/>
         <w:spacing w:lineRule="auto" w:line="276" w:before="0" w:after="0"/>
         <w:ind w:hanging="0" w:left="0" w:right="0"/>
@@ -554,7 +590,6 @@
       <w:keepLines w:val="false"/>
       <w:pageBreakBefore w:val="false"/>
       <w:widowControl/>
-      <w:pBdr/>
       <w:shd w:val="clear" w:fill="auto"/>
       <w:tabs>
         <w:tab w:val="clear" w:pos="720"/>
@@ -687,7 +722,6 @@
       <w:keepLines w:val="false"/>
       <w:pageBreakBefore w:val="false"/>
       <w:widowControl/>
-      <w:pBdr/>
       <w:shd w:val="clear" w:fill="auto"/>
       <w:tabs>
         <w:tab w:val="clear" w:pos="720"/>
@@ -789,7 +823,6 @@
       <w:keepLines w:val="false"/>
       <w:pageBreakBefore w:val="false"/>
       <w:widowControl/>
-      <w:pBdr/>
       <w:shd w:val="clear" w:fill="auto"/>
       <w:tabs>
         <w:tab w:val="clear" w:pos="720"/>
@@ -922,7 +955,6 @@
       <w:keepLines w:val="false"/>
       <w:pageBreakBefore w:val="false"/>
       <w:widowControl/>
-      <w:pBdr/>
       <w:shd w:val="clear" w:fill="auto"/>
       <w:tabs>
         <w:tab w:val="clear" w:pos="720"/>
@@ -1001,7 +1033,6 @@
       <w:keepLines w:val="false"/>
       <w:pageBreakBefore w:val="false"/>
       <w:widowControl/>
-      <w:pBdr/>
       <w:shd w:val="clear" w:fill="auto"/>
       <w:tabs>
         <w:tab w:val="clear" w:pos="720"/>
@@ -1085,7 +1116,6 @@
       <w:keepLines w:val="false"/>
       <w:pageBreakBefore w:val="false"/>
       <w:widowControl/>
-      <w:pBdr/>
       <w:shd w:val="clear" w:fill="auto"/>
       <w:tabs>
         <w:tab w:val="clear" w:pos="720"/>
@@ -1182,6 +1212,7 @@
     <w:qFormat/>
     <w:pPr>
       <w:widowControl/>
+      <w:suppressAutoHyphens w:val="true"/>
       <w:bidi w:val="0"/>
       <w:spacing w:before="0" w:after="0"/>
       <w:jc w:val="left"/>
@@ -1372,6 +1403,7 @@
     <w:qFormat/>
     <w:pPr>
       <w:widowControl/>
+      <w:suppressAutoHyphens w:val="true"/>
       <w:bidi w:val="0"/>
       <w:spacing w:before="0" w:after="0"/>
       <w:jc w:val="left"/>
